--- a/DataLake Big Data Analytics Cloud Infrastructure Documentation - Rayan.docx
+++ b/DataLake Big Data Analytics Cloud Infrastructure Documentation - Rayan.docx
@@ -85,8 +85,8 @@
         <w:rPr>
           <w:rFonts w:ascii="Arial" w:cs="Arial" w:eastAsia="Arial" w:hAnsi="Arial"/>
           <w:color w:val="000000"/>
-          <w:sz w:val="36"/>
-          <w:szCs w:val="36"/>
+          <w:sz w:val="20"/>
+          <w:szCs w:val="20"/>
         </w:rPr>
       </w:pPr>
       <w:r>
@@ -154,8 +154,8 @@
         <w:rPr>
           <w:rFonts w:ascii="Arial" w:cs="Arial" w:eastAsia="Arial" w:hAnsi="Arial"/>
           <w:color w:val="000000"/>
-          <w:sz w:val="36"/>
-          <w:szCs w:val="36"/>
+          <w:sz w:val="20"/>
+          <w:szCs w:val="20"/>
         </w:rPr>
       </w:pPr>
       <w:r>
@@ -347,24 +347,8 @@
         <w:rPr>
           <w:rFonts w:ascii="Arial" w:cs="Arial" w:eastAsia="Arial" w:hAnsi="Arial"/>
           <w:color w:val="000000"/>
-          <w:sz w:val="34"/>
-          <w:szCs w:val="34"/>
-        </w:rPr>
-      </w:pPr>
-      <w:r>
-        <w:rPr>
-          <w:rtl w:val="0"/>
-        </w:rPr>
-      </w:r>
-    </w:p>
-    <w:p>
-      <w:pPr>
-        <w:spacing w:after="240" w:before="240" w:line="276" w:lineRule="auto"/>
-        <w:rPr>
-          <w:rFonts w:ascii="Arial" w:cs="Arial" w:eastAsia="Arial" w:hAnsi="Arial"/>
-          <w:color w:val="000000"/>
-          <w:sz w:val="34"/>
-          <w:szCs w:val="34"/>
+          <w:sz w:val="20"/>
+          <w:szCs w:val="20"/>
         </w:rPr>
       </w:pPr>
       <w:r>
@@ -518,10 +502,77 @@
     </w:p>
     <w:p>
       <w:pPr>
+        <w:spacing w:after="240" w:before="240" w:line="276" w:lineRule="auto"/>
         <w:rPr>
           <w:color w:val="000000"/>
         </w:rPr>
       </w:pPr>
+      <w:r>
+        <w:rPr>
+          <w:rtl w:val="0"/>
+        </w:rPr>
+      </w:r>
+    </w:p>
+    <w:p>
+      <w:pPr>
+        <w:spacing w:after="240" w:before="240" w:line="276" w:lineRule="auto"/>
+        <w:rPr>
+          <w:rFonts w:ascii="Arial" w:cs="Arial" w:eastAsia="Arial" w:hAnsi="Arial"/>
+          <w:b w:val="1"/>
+          <w:bCs w:val="1"/>
+          <w:color w:val="000000"/>
+          <w:sz w:val="26"/>
+          <w:szCs w:val="26"/>
+        </w:rPr>
+      </w:pPr>
+      <w:r>
+        <w:rPr>
+          <w:rFonts w:ascii="Arial" w:cs="Arial" w:eastAsia="Arial" w:hAnsi="Arial"/>
+          <w:b w:val="1"/>
+          <w:bCs w:val="1"/>
+          <w:color w:val="000000"/>
+          <w:sz w:val="28"/>
+          <w:szCs w:val="28"/>
+          <w:rtl w:val="0"/>
+        </w:rPr>
+        <w:t xml:space="preserve">Documentation Link:-</w:t>
+      </w:r>
+      <w:r>
+        <w:rPr>
+          <w:rFonts w:ascii="Arial" w:cs="Arial" w:eastAsia="Arial" w:hAnsi="Arial"/>
+          <w:b w:val="1"/>
+          <w:bCs w:val="1"/>
+          <w:color w:val="000000"/>
+          <w:sz w:val="26"/>
+          <w:szCs w:val="26"/>
+          <w:rtl w:val="0"/>
+        </w:rPr>
+        <w:t xml:space="preserve"> </w:t>
+      </w:r>
+    </w:p>
+    <w:p>
+      <w:pPr>
+        <w:spacing w:after="240" w:before="240" w:line="276" w:lineRule="auto"/>
+        <w:rPr>
+          <w:rFonts w:ascii="Arial" w:cs="Arial" w:eastAsia="Arial" w:hAnsi="Arial"/>
+          <w:color w:val="000000"/>
+          <w:sz w:val="26"/>
+          <w:szCs w:val="26"/>
+        </w:rPr>
+      </w:pPr>
+      <w:hyperlink r:id="rId8">
+        <w:r>
+          <w:rPr>
+            <w:rFonts w:ascii="Arial" w:cs="Arial" w:eastAsia="Arial" w:hAnsi="Arial"/>
+            <w:color w:val="1155cc"/>
+            <w:sz w:val="26"/>
+            <w:szCs w:val="26"/>
+            <w:u w:val="single"/>
+            <w:rtl w:val="0"/>
+          </w:rPr>
+          <w:t xml:space="preserve">https://docs.google.com/document/d/1ZoXt8zKwgQOUTIwok3BEZRo8q-e9JmOkTESks6rCYaw/edit?usp=sharing</w:t>
+        </w:r>
+      </w:hyperlink>
       <w:r>
         <w:rPr>
           <w:rtl w:val="0"/>
@@ -1685,7 +1736,7 @@
         </w:rPr>
         <w:t xml:space="preserve">Working Flow:- </w:t>
       </w:r>
-      <w:hyperlink r:id="rId8">
+      <w:hyperlink r:id="rId9">
         <w:r>
           <w:rPr>
             <w:color w:val="1155cc"/>
@@ -1822,7 +1873,7 @@
                     <pic:cNvPicPr preferRelativeResize="0"/>
                   </pic:nvPicPr>
                   <pic:blipFill>
-                    <a:blip r:embed="rId9"/>
+                    <a:blip r:embed="rId10"/>
                     <a:srcRect b="0" l="0" r="0" t="0"/>
                     <a:stretch>
                       <a:fillRect/>
@@ -1877,7 +1928,7 @@
                     <pic:cNvPicPr preferRelativeResize="0"/>
                   </pic:nvPicPr>
                   <pic:blipFill>
-                    <a:blip r:embed="rId10"/>
+                    <a:blip r:embed="rId11"/>
                     <a:srcRect b="0" l="0" r="0" t="0"/>
                     <a:stretch>
                       <a:fillRect/>
@@ -1942,7 +1993,7 @@
                     <pic:cNvPicPr preferRelativeResize="0"/>
                   </pic:nvPicPr>
                   <pic:blipFill>
-                    <a:blip r:embed="rId11"/>
+                    <a:blip r:embed="rId12"/>
                     <a:srcRect b="0" l="0" r="0" t="0"/>
                     <a:stretch>
                       <a:fillRect/>
@@ -1984,7 +2035,7 @@
                     <pic:cNvPicPr preferRelativeResize="0"/>
                   </pic:nvPicPr>
                   <pic:blipFill>
-                    <a:blip r:embed="rId12"/>
+                    <a:blip r:embed="rId13"/>
                     <a:srcRect b="0" l="0" r="0" t="0"/>
                     <a:stretch>
                       <a:fillRect/>
@@ -2191,7 +2242,7 @@
         </w:rPr>
         <w:t xml:space="preserve"> A single UI to manage all data at </w:t>
       </w:r>
-      <w:hyperlink r:id="rId13">
+      <w:hyperlink r:id="rId14">
         <w:r>
           <w:rPr>
             <w:color w:val="1155cc"/>
